--- a/DEFINITIVA/capitolo settimo testo.docx
+++ b/DEFINITIVA/capitolo settimo testo.docx
@@ -432,7 +432,7 @@
       <w:footerReference w:type="default" r:id="rId9"/>
       <w:pgSz w:w="11906" w:h="16838"/>
       <w:pgMar w:top="2552" w:right="1134" w:bottom="1134" w:left="1134" w:header="709" w:footer="709" w:gutter="1134"/>
-      <w:pgNumType w:start="30"/>
+      <w:pgNumType w:start="31"/>
       <w:cols w:space="708"/>
       <w:docGrid w:linePitch="360"/>
     </w:sectPr>
@@ -495,7 +495,7 @@
           <w:rPr>
             <w:noProof/>
           </w:rPr>
-          <w:t>31</w:t>
+          <w:t>32</w:t>
         </w:r>
         <w:r>
           <w:fldChar w:fldCharType="end"/>
@@ -1486,7 +1486,7 @@
 </file>
 
 <file path=customXml/itemProps1.xml><?xml version="1.0" encoding="utf-8"?>
-<ds:datastoreItem xmlns:ds="http://schemas.openxmlformats.org/officeDocument/2006/customXml" ds:itemID="{5CB54DEE-8C1E-44F0-9F74-B5B5A9C9C89A}">
+<ds:datastoreItem xmlns:ds="http://schemas.openxmlformats.org/officeDocument/2006/customXml" ds:itemID="{B3FF99F6-BC12-47EB-AB01-657B5A6D331E}">
   <ds:schemaRefs>
     <ds:schemaRef ds:uri="http://schemas.openxmlformats.org/officeDocument/2006/bibliography"/>
   </ds:schemaRefs>
